--- a/data/drop/美股技术风险监控_2026-09-11.docx
+++ b/data/drop/美股技术风险监控_2026-09-11.docx
@@ -897,7 +897,7 @@
         <w:pStyle w:val="ListBullet"/>
       </w:pPr>
       <w:r>
-        <w:t>成交量变化：Volume/MA20=0.70倍；成交量为20日均量的0.70倍</w:t>
+        <w:t>成交量变化：Volume/MA20=0.71倍；成交量为20日均量的0.71倍</w:t>
       </w:r>
     </w:p>
     <w:p>
@@ -1286,7 +1286,7 @@
         <w:pStyle w:val="ListBullet"/>
       </w:pPr>
       <w:r>
-        <w:t>成交量变化：Volume/MA20=0.70倍；成交量为20日均量的0.70倍</w:t>
+        <w:t>成交量变化：Volume/MA20=0.71倍；成交量为20日均量的0.71倍</w:t>
       </w:r>
     </w:p>
     <w:p>
@@ -1382,7 +1382,7 @@
         <w:pStyle w:val="ListBullet"/>
       </w:pPr>
       <w:r>
-        <w:t>成交量变化：Volume/MA20=0.67倍；成交量为20日均量的0.67倍</w:t>
+        <w:t>成交量变化：Volume/MA20=0.68倍；成交量为20日均量的0.68倍</w:t>
       </w:r>
     </w:p>
     <w:p>
